--- a/Unit 2 - 3D Roll A Ball/4-Setting up the Play Area.docx
+++ b/Unit 2 - 3D Roll A Ball/4-Setting up the Play Area.docx
@@ -1,6 +1,6 @@
 
 <file path=word/document.xml><?xml version="1.0" encoding="utf-8"?>
-<w:document xmlns:wpc="http://schemas.microsoft.com/office/word/2010/wordprocessingCanvas" xmlns:cx="http://schemas.microsoft.com/office/drawing/2014/chartex" xmlns:cx1="http://schemas.microsoft.com/office/drawing/2015/9/8/chartex" xmlns:cx2="http://schemas.microsoft.com/office/drawing/2015/10/21/chartex" xmlns:cx3="http://schemas.microsoft.com/office/drawing/2016/5/9/chartex" xmlns:cx4="http://schemas.microsoft.com/office/drawing/2016/5/10/chartex" xmlns:cx5="http://schemas.microsoft.com/office/drawing/2016/5/11/chartex" xmlns:cx6="http://schemas.microsoft.com/office/drawing/2016/5/12/chartex" xmlns:cx7="http://schemas.microsoft.com/office/drawing/2016/5/13/chartex" xmlns:cx8="http://schemas.microsoft.com/office/drawing/2016/5/14/chartex" xmlns:mc="http://schemas.openxmlformats.org/markup-compatibility/2006" xmlns:aink="http://schemas.microsoft.com/office/drawing/2016/ink" xmlns:am3d="http://schemas.microsoft.com/office/drawing/2017/model3d" xmlns:o="urn:schemas-microsoft-com:office:office" xmlns:oel="http://schemas.microsoft.com/office/2019/extlst" xmlns:r="http://schemas.openxmlformats.org/officeDocument/2006/relationships" xmlns:m="http://schemas.openxmlformats.org/officeDocument/2006/math" xmlns:v="urn:schemas-microsoft-com:vml" xmlns:wp14="http://schemas.microsoft.com/office/word/2010/wordprocessingDrawing" xmlns:wp="http://schemas.openxmlformats.org/drawingml/2006/wordprocessingDrawing" xmlns:w10="urn:schemas-microsoft-com:office:word" xmlns:w="http://schemas.openxmlformats.org/wordprocessingml/2006/main" xmlns:w14="http://schemas.microsoft.com/office/word/2010/wordml" xmlns:w15="http://schemas.microsoft.com/office/word/2012/wordml" xmlns:w16cei="http://schemas.microsoft.com/office/word/2026/wordml/cei" xmlns:w16cex="http://schemas.microsoft.com/office/word/2018/wordml/cex" xmlns:w16cid="http://schemas.microsoft.com/office/word/2016/wordml/cid" xmlns:w16="http://schemas.microsoft.com/office/word/2018/wordml" xmlns:w16du="http://schemas.microsoft.com/office/word/2023/wordml/word16du" xmlns:w16sdtdh="http://schemas.microsoft.com/office/word/2020/wordml/sdtdatahash" xmlns:w16sdtfl="http://schemas.microsoft.com/office/word/2024/wordml/sdtformatlock" xmlns:w16se="http://schemas.microsoft.com/office/word/2015/wordml/symex" xmlns:wpg="http://schemas.microsoft.com/office/word/2010/wordprocessingGroup" xmlns:wpi="http://schemas.microsoft.com/office/word/2010/wordprocessingInk" xmlns:wne="http://schemas.microsoft.com/office/word/2006/wordml" xmlns:wps="http://schemas.microsoft.com/office/word/2010/wordprocessingShape" mc:Ignorable="w14 w15 w16se w16cid w16 w16cex w16sdtdh w16sdtfl w16du wp14">
+<w:document xmlns:wpc="http://schemas.microsoft.com/office/word/2010/wordprocessingCanvas" xmlns:cx="http://schemas.microsoft.com/office/drawing/2014/chartex" xmlns:cx1="http://schemas.microsoft.com/office/drawing/2015/9/8/chartex" xmlns:cx2="http://schemas.microsoft.com/office/drawing/2015/10/21/chartex" xmlns:cx3="http://schemas.microsoft.com/office/drawing/2016/5/9/chartex" xmlns:cx4="http://schemas.microsoft.com/office/drawing/2016/5/10/chartex" xmlns:cx5="http://schemas.microsoft.com/office/drawing/2016/5/11/chartex" xmlns:cx6="http://schemas.microsoft.com/office/drawing/2016/5/12/chartex" xmlns:cx7="http://schemas.microsoft.com/office/drawing/2016/5/13/chartex" xmlns:cx8="http://schemas.microsoft.com/office/drawing/2016/5/14/chartex" xmlns:mc="http://schemas.openxmlformats.org/markup-compatibility/2006" xmlns:aink="http://schemas.microsoft.com/office/drawing/2016/ink" xmlns:am3d="http://schemas.microsoft.com/office/drawing/2017/model3d" xmlns:o="urn:schemas-microsoft-com:office:office" xmlns:oel="http://schemas.microsoft.com/office/2019/extlst" xmlns:r="http://schemas.openxmlformats.org/officeDocument/2006/relationships" xmlns:m="http://schemas.openxmlformats.org/officeDocument/2006/math" xmlns:v="urn:schemas-microsoft-com:vml" xmlns:wp14="http://schemas.microsoft.com/office/word/2010/wordprocessingDrawing" xmlns:wp="http://schemas.openxmlformats.org/drawingml/2006/wordprocessingDrawing" xmlns:w10="urn:schemas-microsoft-com:office:word" xmlns:w="http://schemas.openxmlformats.org/wordprocessingml/2006/main" xmlns:w14="http://schemas.microsoft.com/office/word/2010/wordml" xmlns:w15="http://schemas.microsoft.com/office/word/2012/wordml" xmlns:w16cex="http://schemas.microsoft.com/office/word/2018/wordml/cex" xmlns:w16cid="http://schemas.microsoft.com/office/word/2016/wordml/cid" xmlns:w16="http://schemas.microsoft.com/office/word/2018/wordml" xmlns:w16du="http://schemas.microsoft.com/office/word/2023/wordml/word16du" xmlns:w16sdtdh="http://schemas.microsoft.com/office/word/2020/wordml/sdtdatahash" xmlns:w16sdtfl="http://schemas.microsoft.com/office/word/2024/wordml/sdtformatlock" xmlns:w16se="http://schemas.microsoft.com/office/word/2015/wordml/symex" xmlns:wpg="http://schemas.microsoft.com/office/word/2010/wordprocessingGroup" xmlns:wpi="http://schemas.microsoft.com/office/word/2010/wordprocessingInk" xmlns:wne="http://schemas.microsoft.com/office/word/2006/wordml" xmlns:wps="http://schemas.microsoft.com/office/word/2010/wordprocessingShape" mc:Ignorable="w14 w15 w16se w16cid w16 w16cex w16sdtdh w16sdtfl w16du wp14">
   <w:body>
     <w:p>
       <w:r>
@@ -9,7 +9,13 @@
     </w:p>
     <w:p>
       <w:r>
-        <w:t>In this tutorial, you’ll configure the play area for your game by:</w:t>
+        <w:t xml:space="preserve">In this </w:t>
+      </w:r>
+      <w:r>
+        <w:t>lab</w:t>
+      </w:r>
+      <w:r>
+        <w:t>, you’ll configure the play area for your game by:</w:t>
       </w:r>
     </w:p>
     <w:p>
@@ -35,43 +41,6 @@
       </w:r>
     </w:p>
     <w:p>
-      <w:r>
-        <w:t>Resources</w:t>
-      </w:r>
-    </w:p>
-    <w:p>
-      <w:pPr>
-        <w:numPr>
-          <w:ilvl w:val="0"/>
-          <w:numId w:val="2"/>
-        </w:numPr>
-      </w:pPr>
-      <w:hyperlink r:id="rId5" w:tgtFrame="_blank" w:history="1">
-        <w:r>
-          <w:rPr>
-            <w:rStyle w:val="Hyperlink"/>
-          </w:rPr>
-          <w:t>Create_a_wall_for_the_play_field-Transcript.txt</w:t>
-        </w:r>
-      </w:hyperlink>
-    </w:p>
-    <w:p>
-      <w:pPr>
-        <w:numPr>
-          <w:ilvl w:val="0"/>
-          <w:numId w:val="2"/>
-        </w:numPr>
-      </w:pPr>
-      <w:hyperlink r:id="rId6" w:tgtFrame="_blank" w:history="1">
-        <w:r>
-          <w:rPr>
-            <w:rStyle w:val="Hyperlink"/>
-          </w:rPr>
-          <w:t>Finish_the_play_field_walls-Transcript.txt</w:t>
-        </w:r>
-      </w:hyperlink>
-    </w:p>
-    <w:p>
       <w:pPr>
         <w:rPr>
           <w:b/>
@@ -88,16 +57,13 @@
     </w:p>
     <w:p>
       <w:r>
-        <w:rPr>
-          <w:b/>
-          <w:bCs/>
-        </w:rPr>
-        <w:t>Q&amp;A (0)</w:t>
-      </w:r>
-    </w:p>
-    <w:p>
-      <w:r>
-        <w:t>In this tutorial, you’ll configure the play area for your game by:</w:t>
+        <w:t xml:space="preserve">In this </w:t>
+      </w:r>
+      <w:r>
+        <w:t>lab</w:t>
+      </w:r>
+      <w:r>
+        <w:t>, you’ll configure the play area for your game by:</w:t>
       </w:r>
     </w:p>
     <w:p>
@@ -123,21 +89,6 @@
       </w:r>
     </w:p>
     <w:p>
-      <w:r>
-        <w:t>By the end of this tutorial, your game will look something like this:</w:t>
-      </w:r>
-    </w:p>
-    <w:p>
-      <w:r>
-        <w:t>Play Video</w:t>
-      </w:r>
-    </w:p>
-    <w:p>
-      <w:r>
-        <w:t>Mark step incomplete</w:t>
-      </w:r>
-    </w:p>
-    <w:p>
       <w:pPr>
         <w:rPr>
           <w:b/>
@@ -151,94 +102,6 @@
         </w:rPr>
         <w:t>2. Create a wall for the play field</w:t>
       </w:r>
-    </w:p>
-    <w:p>
-      <w:r>
-        <w:rPr>
-          <w:b/>
-          <w:bCs/>
-        </w:rPr>
-        <w:t>Q&amp;A (0)</w:t>
-      </w:r>
-    </w:p>
-    <w:p>
-      <w:r>
-        <w:t xml:space="preserve">Follow the video or text instructions below to create an empty parent </w:t>
-      </w:r>
-      <w:proofErr w:type="spellStart"/>
-      <w:r>
-        <w:t>GameObject</w:t>
-      </w:r>
-      <w:proofErr w:type="spellEnd"/>
-      <w:r>
-        <w:t>, create a </w:t>
-      </w:r>
-      <w:r>
-        <w:rPr>
-          <w:b/>
-          <w:bCs/>
-        </w:rPr>
-        <w:t>Wall</w:t>
-      </w:r>
-      <w:r>
-        <w:t xml:space="preserve"> child </w:t>
-      </w:r>
-      <w:proofErr w:type="spellStart"/>
-      <w:r>
-        <w:t>GameObject</w:t>
-      </w:r>
-      <w:proofErr w:type="spellEnd"/>
-      <w:r>
-        <w:t>, set the </w:t>
-      </w:r>
-      <w:r>
-        <w:rPr>
-          <w:b/>
-          <w:bCs/>
-        </w:rPr>
-        <w:t>Wall </w:t>
-      </w:r>
-      <w:proofErr w:type="spellStart"/>
-      <w:r>
-        <w:t>GameObjects’s</w:t>
-      </w:r>
-      <w:proofErr w:type="spellEnd"/>
-      <w:r>
-        <w:t xml:space="preserve"> transform values, and create a material for the </w:t>
-      </w:r>
-      <w:r>
-        <w:rPr>
-          <w:b/>
-          <w:bCs/>
-        </w:rPr>
-        <w:t>Wall</w:t>
-      </w:r>
-      <w:r>
-        <w:t> </w:t>
-      </w:r>
-      <w:proofErr w:type="spellStart"/>
-      <w:r>
-        <w:t>GameObject</w:t>
-      </w:r>
-      <w:proofErr w:type="spellEnd"/>
-      <w:r>
-        <w:t>:</w:t>
-      </w:r>
-    </w:p>
-    <w:p>
-      <w:r>
-        <w:t>Play Video</w:t>
-      </w:r>
-    </w:p>
-    <w:p>
-      <w:hyperlink r:id="rId7" w:tgtFrame="_self" w:history="1">
-        <w:r>
-          <w:rPr>
-            <w:rStyle w:val="Hyperlink"/>
-          </w:rPr>
-          <w:t>Download Transcript</w:t>
-        </w:r>
-      </w:hyperlink>
     </w:p>
     <w:p>
       <w:pPr>
@@ -962,6 +825,7 @@
         </w:numPr>
       </w:pPr>
       <w:r>
+        <w:lastRenderedPageBreak/>
         <w:t>Drag the </w:t>
       </w:r>
       <w:r>
@@ -1012,6 +876,10 @@
     </w:p>
     <w:p>
       <w:r>
+        <w:rPr>
+          <w:noProof/>
+        </w:rPr>
+        <w:lastRenderedPageBreak/>
         <w:drawing>
           <wp:inline distT="0" distB="0" distL="0" distR="0" wp14:anchorId="2450B6EC" wp14:editId="1442426B">
             <wp:extent cx="20117435" cy="8952865"/>
@@ -1030,7 +898,7 @@
                     </pic:cNvPicPr>
                   </pic:nvPicPr>
                   <pic:blipFill>
-                    <a:blip r:embed="rId8">
+                    <a:blip r:embed="rId5">
                       <a:extLst>
                         <a:ext uri="{28A0092B-C50C-407E-A947-70E740481C1C}">
                           <a14:useLocalDpi xmlns:a14="http://schemas.microsoft.com/office/drawing/2010/main" val="0"/>
@@ -1063,53 +931,20 @@
       </w:r>
     </w:p>
     <w:p>
-      <w:r>
-        <w:t>Mark step incomplete</w:t>
-      </w:r>
-    </w:p>
-    <w:p>
-      <w:pPr>
-        <w:rPr>
-          <w:b/>
-          <w:bCs/>
-        </w:rPr>
-      </w:pPr>
-      <w:r>
-        <w:rPr>
-          <w:b/>
-          <w:bCs/>
-        </w:rPr>
+      <w:pPr>
+        <w:rPr>
+          <w:b/>
+          <w:bCs/>
+        </w:rPr>
+      </w:pPr>
+      <w:r>
+        <w:rPr>
+          <w:b/>
+          <w:bCs/>
+        </w:rPr>
+        <w:lastRenderedPageBreak/>
         <w:t>3. Finish the play field walls</w:t>
       </w:r>
-    </w:p>
-    <w:p>
-      <w:r>
-        <w:rPr>
-          <w:b/>
-          <w:bCs/>
-        </w:rPr>
-        <w:t>Q&amp;A (0)</w:t>
-      </w:r>
-    </w:p>
-    <w:p>
-      <w:r>
-        <w:t>Follow the video or text instructions below to create the East wall, the North wall, and the South wall, then test the game:</w:t>
-      </w:r>
-    </w:p>
-    <w:p>
-      <w:r>
-        <w:t>Play Video</w:t>
-      </w:r>
-    </w:p>
-    <w:p>
-      <w:hyperlink r:id="rId9" w:tgtFrame="_self" w:history="1">
-        <w:r>
-          <w:rPr>
-            <w:rStyle w:val="Hyperlink"/>
-          </w:rPr>
-          <w:t>Download Transcript</w:t>
-        </w:r>
-      </w:hyperlink>
     </w:p>
     <w:p>
       <w:pPr>
@@ -1389,6 +1224,10 @@
     </w:p>
     <w:p>
       <w:r>
+        <w:rPr>
+          <w:noProof/>
+        </w:rPr>
+        <w:lastRenderedPageBreak/>
         <w:drawing>
           <wp:inline distT="0" distB="0" distL="0" distR="0" wp14:anchorId="47864DC8" wp14:editId="7881FBBB">
             <wp:extent cx="20117435" cy="9514205"/>
@@ -1407,7 +1246,7 @@
                     </pic:cNvPicPr>
                   </pic:nvPicPr>
                   <pic:blipFill>
-                    <a:blip r:embed="rId10">
+                    <a:blip r:embed="rId6">
                       <a:extLst>
                         <a:ext uri="{28A0092B-C50C-407E-A947-70E740481C1C}">
                           <a14:useLocalDpi xmlns:a14="http://schemas.microsoft.com/office/drawing/2010/main" val="0"/>
@@ -1451,6 +1290,7 @@
           <w:b/>
           <w:bCs/>
         </w:rPr>
+        <w:lastRenderedPageBreak/>
         <w:t>3. Test the game.</w:t>
       </w:r>
     </w:p>
@@ -1482,11 +1322,6 @@
       <w:proofErr w:type="spellEnd"/>
       <w:r>
         <w:t xml:space="preserve"> property in the Collider component is disabled.</w:t>
-      </w:r>
-    </w:p>
-    <w:p>
-      <w:r>
-        <w:t>Play Video</w:t>
       </w:r>
     </w:p>
     <w:p/>
@@ -1501,7 +1336,7 @@
 </file>
 
 <file path=word/numbering.xml><?xml version="1.0" encoding="utf-8"?>
-<w:numbering xmlns:wpc="http://schemas.microsoft.com/office/word/2010/wordprocessingCanvas" xmlns:cx="http://schemas.microsoft.com/office/drawing/2014/chartex" xmlns:cx1="http://schemas.microsoft.com/office/drawing/2015/9/8/chartex" xmlns:cx2="http://schemas.microsoft.com/office/drawing/2015/10/21/chartex" xmlns:cx3="http://schemas.microsoft.com/office/drawing/2016/5/9/chartex" xmlns:cx4="http://schemas.microsoft.com/office/drawing/2016/5/10/chartex" xmlns:cx5="http://schemas.microsoft.com/office/drawing/2016/5/11/chartex" xmlns:cx6="http://schemas.microsoft.com/office/drawing/2016/5/12/chartex" xmlns:cx7="http://schemas.microsoft.com/office/drawing/2016/5/13/chartex" xmlns:cx8="http://schemas.microsoft.com/office/drawing/2016/5/14/chartex" xmlns:mc="http://schemas.openxmlformats.org/markup-compatibility/2006" xmlns:aink="http://schemas.microsoft.com/office/drawing/2016/ink" xmlns:am3d="http://schemas.microsoft.com/office/drawing/2017/model3d" xmlns:o="urn:schemas-microsoft-com:office:office" xmlns:oel="http://schemas.microsoft.com/office/2019/extlst" xmlns:r="http://schemas.openxmlformats.org/officeDocument/2006/relationships" xmlns:m="http://schemas.openxmlformats.org/officeDocument/2006/math" xmlns:v="urn:schemas-microsoft-com:vml" xmlns:wp14="http://schemas.microsoft.com/office/word/2010/wordprocessingDrawing" xmlns:wp="http://schemas.openxmlformats.org/drawingml/2006/wordprocessingDrawing" xmlns:w10="urn:schemas-microsoft-com:office:word" xmlns:w="http://schemas.openxmlformats.org/wordprocessingml/2006/main" xmlns:w14="http://schemas.microsoft.com/office/word/2010/wordml" xmlns:w15="http://schemas.microsoft.com/office/word/2012/wordml" xmlns:w16cei="http://schemas.microsoft.com/office/word/2026/wordml/cei" xmlns:w16cex="http://schemas.microsoft.com/office/word/2018/wordml/cex" xmlns:w16cid="http://schemas.microsoft.com/office/word/2016/wordml/cid" xmlns:w16="http://schemas.microsoft.com/office/word/2018/wordml" xmlns:w16du="http://schemas.microsoft.com/office/word/2023/wordml/word16du" xmlns:w16sdtdh="http://schemas.microsoft.com/office/word/2020/wordml/sdtdatahash" xmlns:w16sdtfl="http://schemas.microsoft.com/office/word/2024/wordml/sdtformatlock" xmlns:w16se="http://schemas.microsoft.com/office/word/2015/wordml/symex" xmlns:wpg="http://schemas.microsoft.com/office/word/2010/wordprocessingGroup" xmlns:wpi="http://schemas.microsoft.com/office/word/2010/wordprocessingInk" xmlns:wne="http://schemas.microsoft.com/office/word/2006/wordml" xmlns:wps="http://schemas.microsoft.com/office/word/2010/wordprocessingShape" mc:Ignorable="w14 w15 w16se w16cid w16 w16cex w16sdtdh w16sdtfl w16du wp14">
+<w:numbering xmlns:wpc="http://schemas.microsoft.com/office/word/2010/wordprocessingCanvas" xmlns:cx="http://schemas.microsoft.com/office/drawing/2014/chartex" xmlns:cx1="http://schemas.microsoft.com/office/drawing/2015/9/8/chartex" xmlns:cx2="http://schemas.microsoft.com/office/drawing/2015/10/21/chartex" xmlns:cx3="http://schemas.microsoft.com/office/drawing/2016/5/9/chartex" xmlns:cx4="http://schemas.microsoft.com/office/drawing/2016/5/10/chartex" xmlns:cx5="http://schemas.microsoft.com/office/drawing/2016/5/11/chartex" xmlns:cx6="http://schemas.microsoft.com/office/drawing/2016/5/12/chartex" xmlns:cx7="http://schemas.microsoft.com/office/drawing/2016/5/13/chartex" xmlns:cx8="http://schemas.microsoft.com/office/drawing/2016/5/14/chartex" xmlns:mc="http://schemas.openxmlformats.org/markup-compatibility/2006" xmlns:aink="http://schemas.microsoft.com/office/drawing/2016/ink" xmlns:am3d="http://schemas.microsoft.com/office/drawing/2017/model3d" xmlns:o="urn:schemas-microsoft-com:office:office" xmlns:oel="http://schemas.microsoft.com/office/2019/extlst" xmlns:r="http://schemas.openxmlformats.org/officeDocument/2006/relationships" xmlns:m="http://schemas.openxmlformats.org/officeDocument/2006/math" xmlns:v="urn:schemas-microsoft-com:vml" xmlns:wp14="http://schemas.microsoft.com/office/word/2010/wordprocessingDrawing" xmlns:wp="http://schemas.openxmlformats.org/drawingml/2006/wordprocessingDrawing" xmlns:w10="urn:schemas-microsoft-com:office:word" xmlns:w="http://schemas.openxmlformats.org/wordprocessingml/2006/main" xmlns:w14="http://schemas.microsoft.com/office/word/2010/wordml" xmlns:w15="http://schemas.microsoft.com/office/word/2012/wordml" xmlns:w16cex="http://schemas.microsoft.com/office/word/2018/wordml/cex" xmlns:w16cid="http://schemas.microsoft.com/office/word/2016/wordml/cid" xmlns:w16="http://schemas.microsoft.com/office/word/2018/wordml" xmlns:w16du="http://schemas.microsoft.com/office/word/2023/wordml/word16du" xmlns:w16sdtdh="http://schemas.microsoft.com/office/word/2020/wordml/sdtdatahash" xmlns:w16sdtfl="http://schemas.microsoft.com/office/word/2024/wordml/sdtformatlock" xmlns:w16se="http://schemas.microsoft.com/office/word/2015/wordml/symex" xmlns:wpg="http://schemas.microsoft.com/office/word/2010/wordprocessingGroup" xmlns:wpi="http://schemas.microsoft.com/office/word/2010/wordprocessingInk" xmlns:wne="http://schemas.microsoft.com/office/word/2006/wordml" xmlns:wps="http://schemas.microsoft.com/office/word/2010/wordprocessingShape" mc:Ignorable="w14 w15 w16se w16cid w16 w16cex w16sdtdh w16sdtfl w16du wp14">
   <w:abstractNum w:abstractNumId="0" w15:restartNumberingAfterBreak="0">
     <w:nsid w:val="22647F08"/>
     <w:multiLevelType w:val="multilevel"/>
@@ -3628,6 +3463,7 @@
   <w:style w:type="character" w:default="1" w:styleId="DefaultParagraphFont">
     <w:name w:val="Default Paragraph Font"/>
     <w:uiPriority w:val="1"/>
+    <w:semiHidden/>
     <w:unhideWhenUsed/>
   </w:style>
   <w:style w:type="table" w:default="1" w:styleId="TableNormal">
